--- a/output/CN111142134B_一种坐标时间序列处理方法及装置_专利质量评价材料.docx
+++ b/output/CN111142134B_一种坐标时间序列处理方法及装置_专利质量评价材料.docx
@@ -838,6 +838,72 @@
     </w:p>
     <w:p>
       <w:pPr>
+        <w:spacing w:before="160" w:after="100"/>
+        <w:jc w:val="center"/>
+      </w:pPr>
+      <w:r>
+        <w:rPr>
+          <w:rFonts w:ascii="宋体" w:hAnsi="宋体" w:eastAsia="宋体"/>
+          <w:sz w:val="24"/>
+        </w:rPr>
+        <w:t>本专利权利要求关系如下图所示。</w:t>
+      </w:r>
+    </w:p>
+    <w:p>
+      <w:pPr>
+        <w:spacing w:after="60"/>
+        <w:jc w:val="center"/>
+      </w:pPr>
+      <w:r>
+        <w:drawing>
+          <wp:inline xmlns:a="http://schemas.openxmlformats.org/drawingml/2006/main" xmlns:pic="http://schemas.openxmlformats.org/drawingml/2006/picture">
+            <wp:extent cx="5616000" cy="3432000"/>
+            <wp:docPr id="1" name="Picture 1"/>
+            <wp:cNvGraphicFramePr>
+              <a:graphicFrameLocks noChangeAspect="1"/>
+            </wp:cNvGraphicFramePr>
+            <a:graphic>
+              <a:graphicData uri="http://schemas.openxmlformats.org/drawingml/2006/picture">
+                <pic:pic>
+                  <pic:nvPicPr>
+                    <pic:cNvPr id="0" name="CN111142134B_权利要求关系图.png"/>
+                    <pic:cNvPicPr/>
+                  </pic:nvPicPr>
+                  <pic:blipFill>
+                    <a:blip r:embed="rId11"/>
+                    <a:stretch>
+                      <a:fillRect/>
+                    </a:stretch>
+                  </pic:blipFill>
+                  <pic:spPr>
+                    <a:xfrm>
+                      <a:off x="0" y="0"/>
+                      <a:ext cx="5616000" cy="3432000"/>
+                    </a:xfrm>
+                    <a:prstGeom prst="rect"/>
+                  </pic:spPr>
+                </pic:pic>
+              </a:graphicData>
+            </a:graphic>
+          </wp:inline>
+        </w:drawing>
+      </w:r>
+    </w:p>
+    <w:p>
+      <w:pPr>
+        <w:spacing w:after="160"/>
+        <w:jc w:val="center"/>
+      </w:pPr>
+      <w:r>
+        <w:rPr>
+          <w:rFonts w:ascii="宋体" w:hAnsi="宋体" w:eastAsia="宋体"/>
+          <w:sz w:val="21"/>
+        </w:rPr>
+        <w:t>图2-1  本专利权利要求关系图</w:t>
+      </w:r>
+    </w:p>
+    <w:p>
+      <w:pPr>
         <w:keepNext/>
         <w:spacing w:before="160" w:after="80" w:line="288" w:lineRule="auto"/>
       </w:pPr>
